--- a/Fase 2/Evidencias Proyecto/Modelo 4+1/2. Diagrama de Actividades.docx
+++ b/Fase 2/Evidencias Proyecto/Modelo 4+1/2. Diagrama de Actividades.docx
@@ -46,12 +46,12 @@
           <wp:inline distB="114300" distT="114300" distL="114300" distR="114300">
             <wp:extent cx="4101695" cy="4224338"/>
             <wp:effectExtent b="0" l="0" r="0" t="0"/>
-            <wp:docPr id="12" name="image2.png"/>
+            <wp:docPr id="12" name="image12.png"/>
             <a:graphic>
               <a:graphicData uri="http://schemas.openxmlformats.org/drawingml/2006/picture">
                 <pic:pic>
                   <pic:nvPicPr>
-                    <pic:cNvPr id="0" name="image2.png"/>
+                    <pic:cNvPr id="0" name="image12.png"/>
                     <pic:cNvPicPr preferRelativeResize="0"/>
                   </pic:nvPicPr>
                   <pic:blipFill>
@@ -121,12 +121,12 @@
           <wp:inline distB="114300" distT="114300" distL="114300" distR="114300">
             <wp:extent cx="4481513" cy="6037386"/>
             <wp:effectExtent b="0" l="0" r="0" t="0"/>
-            <wp:docPr id="5" name="image5.png"/>
+            <wp:docPr id="5" name="image14.png"/>
             <a:graphic>
               <a:graphicData uri="http://schemas.openxmlformats.org/drawingml/2006/picture">
                 <pic:pic>
                   <pic:nvPicPr>
-                    <pic:cNvPr id="0" name="image5.png"/>
+                    <pic:cNvPr id="0" name="image14.png"/>
                     <pic:cNvPicPr preferRelativeResize="0"/>
                   </pic:nvPicPr>
                   <pic:blipFill>
@@ -209,12 +209,12 @@
           <wp:inline distB="114300" distT="114300" distL="114300" distR="114300">
             <wp:extent cx="5731200" cy="5422900"/>
             <wp:effectExtent b="0" l="0" r="0" t="0"/>
-            <wp:docPr id="14" name="image13.png"/>
+            <wp:docPr id="14" name="image9.png"/>
             <a:graphic>
               <a:graphicData uri="http://schemas.openxmlformats.org/drawingml/2006/picture">
                 <pic:pic>
                   <pic:nvPicPr>
-                    <pic:cNvPr id="0" name="image13.png"/>
+                    <pic:cNvPr id="0" name="image9.png"/>
                     <pic:cNvPicPr preferRelativeResize="0"/>
                   </pic:nvPicPr>
                   <pic:blipFill>
@@ -297,12 +297,12 @@
           <wp:inline distB="114300" distT="114300" distL="114300" distR="114300">
             <wp:extent cx="5338763" cy="5328931"/>
             <wp:effectExtent b="0" l="0" r="0" t="0"/>
-            <wp:docPr id="16" name="image11.png"/>
+            <wp:docPr id="16" name="image10.png"/>
             <a:graphic>
               <a:graphicData uri="http://schemas.openxmlformats.org/drawingml/2006/picture">
                 <pic:pic>
                   <pic:nvPicPr>
-                    <pic:cNvPr id="0" name="image11.png"/>
+                    <pic:cNvPr id="0" name="image10.png"/>
                     <pic:cNvPicPr preferRelativeResize="0"/>
                   </pic:nvPicPr>
                   <pic:blipFill>
@@ -385,12 +385,12 @@
           <wp:inline distB="114300" distT="114300" distL="114300" distR="114300">
             <wp:extent cx="5731200" cy="6604000"/>
             <wp:effectExtent b="0" l="0" r="0" t="0"/>
-            <wp:docPr id="11" name="image12.png"/>
+            <wp:docPr id="11" name="image8.png"/>
             <a:graphic>
               <a:graphicData uri="http://schemas.openxmlformats.org/drawingml/2006/picture">
                 <pic:pic>
                   <pic:nvPicPr>
-                    <pic:cNvPr id="0" name="image12.png"/>
+                    <pic:cNvPr id="0" name="image8.png"/>
                     <pic:cNvPicPr preferRelativeResize="0"/>
                   </pic:nvPicPr>
                   <pic:blipFill>
@@ -473,12 +473,12 @@
           <wp:inline distB="114300" distT="114300" distL="114300" distR="114300">
             <wp:extent cx="5731200" cy="5727700"/>
             <wp:effectExtent b="0" l="0" r="0" t="0"/>
-            <wp:docPr id="6" name="image10.png"/>
+            <wp:docPr id="6" name="image4.png"/>
             <a:graphic>
               <a:graphicData uri="http://schemas.openxmlformats.org/drawingml/2006/picture">
                 <pic:pic>
                   <pic:nvPicPr>
-                    <pic:cNvPr id="0" name="image10.png"/>
+                    <pic:cNvPr id="0" name="image4.png"/>
                     <pic:cNvPicPr preferRelativeResize="0"/>
                   </pic:nvPicPr>
                   <pic:blipFill>
@@ -561,12 +561,12 @@
           <wp:inline distB="114300" distT="114300" distL="114300" distR="114300">
             <wp:extent cx="5069761" cy="4531630"/>
             <wp:effectExtent b="0" l="0" r="0" t="0"/>
-            <wp:docPr id="9" name="image8.png"/>
+            <wp:docPr id="9" name="image16.png"/>
             <a:graphic>
               <a:graphicData uri="http://schemas.openxmlformats.org/drawingml/2006/picture">
                 <pic:pic>
                   <pic:nvPicPr>
-                    <pic:cNvPr id="0" name="image8.png"/>
+                    <pic:cNvPr id="0" name="image16.png"/>
                     <pic:cNvPicPr preferRelativeResize="0"/>
                   </pic:nvPicPr>
                   <pic:blipFill>
@@ -718,12 +718,12 @@
           <wp:inline distB="114300" distT="114300" distL="114300" distR="114300">
             <wp:extent cx="5731200" cy="5321300"/>
             <wp:effectExtent b="0" l="0" r="0" t="0"/>
-            <wp:docPr id="7" name="image6.png"/>
+            <wp:docPr id="7" name="image5.png"/>
             <a:graphic>
               <a:graphicData uri="http://schemas.openxmlformats.org/drawingml/2006/picture">
                 <pic:pic>
                   <pic:nvPicPr>
-                    <pic:cNvPr id="0" name="image6.png"/>
+                    <pic:cNvPr id="0" name="image5.png"/>
                     <pic:cNvPicPr preferRelativeResize="0"/>
                   </pic:nvPicPr>
                   <pic:blipFill>
@@ -806,12 +806,12 @@
           <wp:inline distB="114300" distT="114300" distL="114300" distR="114300">
             <wp:extent cx="5731200" cy="5321300"/>
             <wp:effectExtent b="0" l="0" r="0" t="0"/>
-            <wp:docPr id="19" name="image18.png"/>
+            <wp:docPr id="19" name="image17.png"/>
             <a:graphic>
               <a:graphicData uri="http://schemas.openxmlformats.org/drawingml/2006/picture">
                 <pic:pic>
                   <pic:nvPicPr>
-                    <pic:cNvPr id="0" name="image18.png"/>
+                    <pic:cNvPr id="0" name="image17.png"/>
                     <pic:cNvPicPr preferRelativeResize="0"/>
                   </pic:nvPicPr>
                   <pic:blipFill>
@@ -884,12 +884,12 @@
           <wp:inline distB="114300" distT="114300" distL="114300" distR="114300">
             <wp:extent cx="4891088" cy="4026667"/>
             <wp:effectExtent b="0" l="0" r="0" t="0"/>
-            <wp:docPr id="1" name="image14.png"/>
+            <wp:docPr id="1" name="image1.png"/>
             <a:graphic>
               <a:graphicData uri="http://schemas.openxmlformats.org/drawingml/2006/picture">
                 <pic:pic>
                   <pic:nvPicPr>
-                    <pic:cNvPr id="0" name="image14.png"/>
+                    <pic:cNvPr id="0" name="image1.png"/>
                     <pic:cNvPicPr preferRelativeResize="0"/>
                   </pic:nvPicPr>
                   <pic:blipFill>
@@ -959,12 +959,12 @@
           <wp:inline distB="114300" distT="114300" distL="114300" distR="114300">
             <wp:extent cx="4824413" cy="3678414"/>
             <wp:effectExtent b="0" l="0" r="0" t="0"/>
-            <wp:docPr id="13" name="image19.png"/>
+            <wp:docPr id="13" name="image11.png"/>
             <a:graphic>
               <a:graphicData uri="http://schemas.openxmlformats.org/drawingml/2006/picture">
                 <pic:pic>
                   <pic:nvPicPr>
-                    <pic:cNvPr id="0" name="image19.png"/>
+                    <pic:cNvPr id="0" name="image11.png"/>
                     <pic:cNvPicPr preferRelativeResize="0"/>
                   </pic:nvPicPr>
                   <pic:blipFill>
@@ -1057,12 +1057,12 @@
           <wp:inline distB="114300" distT="114300" distL="114300" distR="114300">
             <wp:extent cx="4543387" cy="6550930"/>
             <wp:effectExtent b="0" l="0" r="0" t="0"/>
-            <wp:docPr id="2" name="image20.png"/>
+            <wp:docPr id="2" name="image15.png"/>
             <a:graphic>
               <a:graphicData uri="http://schemas.openxmlformats.org/drawingml/2006/picture">
                 <pic:pic>
                   <pic:nvPicPr>
-                    <pic:cNvPr id="0" name="image20.png"/>
+                    <pic:cNvPr id="0" name="image15.png"/>
                     <pic:cNvPicPr preferRelativeResize="0"/>
                   </pic:nvPicPr>
                   <pic:blipFill>
@@ -1172,12 +1172,12 @@
           <wp:inline distB="114300" distT="114300" distL="114300" distR="114300">
             <wp:extent cx="4746524" cy="5779405"/>
             <wp:effectExtent b="0" l="0" r="0" t="0"/>
-            <wp:docPr id="20" name="image9.png"/>
+            <wp:docPr id="20" name="image3.png"/>
             <a:graphic>
               <a:graphicData uri="http://schemas.openxmlformats.org/drawingml/2006/picture">
                 <pic:pic>
                   <pic:nvPicPr>
-                    <pic:cNvPr id="0" name="image9.png"/>
+                    <pic:cNvPr id="0" name="image3.png"/>
                     <pic:cNvPicPr preferRelativeResize="0"/>
                   </pic:nvPicPr>
                   <pic:blipFill>
@@ -1259,12 +1259,12 @@
           <wp:inline distB="114300" distT="114300" distL="114300" distR="114300">
             <wp:extent cx="4805363" cy="5851048"/>
             <wp:effectExtent b="0" l="0" r="0" t="0"/>
-            <wp:docPr id="4" name="image17.png"/>
+            <wp:docPr id="4" name="image6.png"/>
             <a:graphic>
               <a:graphicData uri="http://schemas.openxmlformats.org/drawingml/2006/picture">
                 <pic:pic>
                   <pic:nvPicPr>
-                    <pic:cNvPr id="0" name="image17.png"/>
+                    <pic:cNvPr id="0" name="image6.png"/>
                     <pic:cNvPicPr preferRelativeResize="0"/>
                   </pic:nvPicPr>
                   <pic:blipFill>
@@ -1347,12 +1347,12 @@
           <wp:inline distB="114300" distT="114300" distL="114300" distR="114300">
             <wp:extent cx="4291013" cy="4105344"/>
             <wp:effectExtent b="0" l="0" r="0" t="0"/>
-            <wp:docPr id="3" name="image16.png"/>
+            <wp:docPr id="3" name="image18.png"/>
             <a:graphic>
               <a:graphicData uri="http://schemas.openxmlformats.org/drawingml/2006/picture">
                 <pic:pic>
                   <pic:nvPicPr>
-                    <pic:cNvPr id="0" name="image16.png"/>
+                    <pic:cNvPr id="0" name="image18.png"/>
                     <pic:cNvPicPr preferRelativeResize="0"/>
                   </pic:nvPicPr>
                   <pic:blipFill>
@@ -1422,12 +1422,12 @@
           <wp:inline distB="114300" distT="114300" distL="114300" distR="114300">
             <wp:extent cx="4306493" cy="4108948"/>
             <wp:effectExtent b="0" l="0" r="0" t="0"/>
-            <wp:docPr id="17" name="image1.png"/>
+            <wp:docPr id="17" name="image2.png"/>
             <a:graphic>
               <a:graphicData uri="http://schemas.openxmlformats.org/drawingml/2006/picture">
                 <pic:pic>
                   <pic:nvPicPr>
-                    <pic:cNvPr id="0" name="image1.png"/>
+                    <pic:cNvPr id="0" name="image2.png"/>
                     <pic:cNvPicPr preferRelativeResize="0"/>
                   </pic:nvPicPr>
                   <pic:blipFill>
@@ -1517,12 +1517,12 @@
           <wp:inline distB="114300" distT="114300" distL="114300" distR="114300">
             <wp:extent cx="4319588" cy="5675737"/>
             <wp:effectExtent b="0" l="0" r="0" t="0"/>
-            <wp:docPr id="15" name="image4.png"/>
+            <wp:docPr id="15" name="image13.png"/>
             <a:graphic>
               <a:graphicData uri="http://schemas.openxmlformats.org/drawingml/2006/picture">
                 <pic:pic>
                   <pic:nvPicPr>
-                    <pic:cNvPr id="0" name="image4.png"/>
+                    <pic:cNvPr id="0" name="image13.png"/>
                     <pic:cNvPicPr preferRelativeResize="0"/>
                   </pic:nvPicPr>
                   <pic:blipFill>
@@ -1680,12 +1680,12 @@
           <wp:inline distB="114300" distT="114300" distL="114300" distR="114300">
             <wp:extent cx="4176713" cy="4008057"/>
             <wp:effectExtent b="0" l="0" r="0" t="0"/>
-            <wp:docPr id="18" name="image15.png"/>
+            <wp:docPr id="18" name="image19.png"/>
             <a:graphic>
               <a:graphicData uri="http://schemas.openxmlformats.org/drawingml/2006/picture">
                 <pic:pic>
                   <pic:nvPicPr>
-                    <pic:cNvPr id="0" name="image15.png"/>
+                    <pic:cNvPr id="0" name="image19.png"/>
                     <pic:cNvPicPr preferRelativeResize="0"/>
                   </pic:nvPicPr>
                   <pic:blipFill>
@@ -1785,12 +1785,12 @@
           <wp:inline distB="114300" distT="114300" distL="114300" distR="114300">
             <wp:extent cx="4252913" cy="4493110"/>
             <wp:effectExtent b="0" l="0" r="0" t="0"/>
-            <wp:docPr id="10" name="image3.png"/>
+            <wp:docPr id="10" name="image20.png"/>
             <a:graphic>
               <a:graphicData uri="http://schemas.openxmlformats.org/drawingml/2006/picture">
                 <pic:pic>
                   <pic:nvPicPr>
-                    <pic:cNvPr id="0" name="image3.png"/>
+                    <pic:cNvPr id="0" name="image20.png"/>
                     <pic:cNvPicPr preferRelativeResize="0"/>
                   </pic:nvPicPr>
                   <pic:blipFill>
